--- a/ТЗ Титульный лист Содержание.docx
+++ b/ТЗ Титульный лист Содержание.docx
@@ -300,14 +300,7 @@
           <w:sz w:val="28"/>
           <w:szCs w:val="28"/>
         </w:rPr>
-        <w:t>Вв</w:t>
-      </w:r>
-      <w:r>
-        <w:rPr>
-          <w:sz w:val="28"/>
-          <w:szCs w:val="28"/>
-        </w:rPr>
-        <w:t>едение                                                                                                                 3</w:t>
+        <w:t>Введение                                                                                                                 3</w:t>
       </w:r>
     </w:p>
     <w:p>
@@ -557,14 +550,7 @@
           <w:sz w:val="28"/>
           <w:szCs w:val="28"/>
         </w:rPr>
-        <w:t xml:space="preserve">  Требова</w:t>
-      </w:r>
-      <w:r>
-        <w:rPr>
-          <w:sz w:val="28"/>
-          <w:szCs w:val="28"/>
-        </w:rPr>
-        <w:t>ния к надежности и безопасности</w:t>
+        <w:t xml:space="preserve">  Требования к надежности и безопасности</w:t>
       </w:r>
       <w:r>
         <w:rPr>
@@ -768,14 +754,7 @@
           <w:sz w:val="28"/>
           <w:szCs w:val="28"/>
         </w:rPr>
-        <w:t>4.  Требования к программной доку</w:t>
-      </w:r>
-      <w:r>
-        <w:rPr>
-          <w:sz w:val="28"/>
-          <w:szCs w:val="28"/>
-        </w:rPr>
-        <w:t>ментации</w:t>
+        <w:t>4.  Требования к программной документации</w:t>
       </w:r>
       <w:r>
         <w:rPr>
@@ -836,7 +815,16 @@
           <w:sz w:val="28"/>
           <w:szCs w:val="28"/>
         </w:rPr>
-        <w:t>5. Технико-экономическаое обоснование</w:t>
+        <w:t>5. Технико-экономическ</w:t>
+      </w:r>
+      <w:bookmarkStart w:id="0" w:name="_GoBack"/>
+      <w:bookmarkEnd w:id="0"/>
+      <w:r>
+        <w:rPr>
+          <w:sz w:val="28"/>
+          <w:szCs w:val="28"/>
+        </w:rPr>
+        <w:t>ое обоснование</w:t>
       </w:r>
       <w:r>
         <w:rPr>
@@ -1361,8 +1349,6 @@
         </w:rPr>
         <w:t>24</w:t>
       </w:r>
-      <w:bookmarkStart w:id="0" w:name="_GoBack"/>
-      <w:bookmarkEnd w:id="0"/>
     </w:p>
     <w:p>
       <w:pPr>
@@ -1572,8 +1558,18 @@
                               <w:sz w:val="28"/>
                               <w:szCs w:val="28"/>
                             </w:rPr>
-                            <w:t>ТЗ 09.02.07 ИС-22Б ПрП</w:t>
+                            <w:t xml:space="preserve">ТЗ 09.02.07 ИС-22Б </w:t>
                           </w:r>
+                          <w:proofErr w:type="spellStart"/>
+                          <w:r>
+                            <w:rPr>
+                              <w:b/>
+                              <w:sz w:val="28"/>
+                              <w:szCs w:val="28"/>
+                            </w:rPr>
+                            <w:t>ПрП</w:t>
+                          </w:r>
+                          <w:proofErr w:type="spellEnd"/>
                           <w:r>
                             <w:rPr>
                               <w:b/>
@@ -1655,8 +1651,18 @@
                         <w:sz w:val="28"/>
                         <w:szCs w:val="28"/>
                       </w:rPr>
-                      <w:t>ТЗ 09.02.07 ИС-22Б ПрП</w:t>
+                      <w:t xml:space="preserve">ТЗ 09.02.07 ИС-22Б </w:t>
                     </w:r>
+                    <w:proofErr w:type="spellStart"/>
+                    <w:r>
+                      <w:rPr>
+                        <w:b/>
+                        <w:sz w:val="28"/>
+                        <w:szCs w:val="28"/>
+                      </w:rPr>
+                      <w:t>ПрП</w:t>
+                    </w:r>
+                    <w:proofErr w:type="spellEnd"/>
                     <w:r>
                       <w:rPr>
                         <w:b/>
@@ -2783,11 +2789,19 @@
                             <w:pPr>
                               <w:pStyle w:val="0"/>
                             </w:pPr>
+                            <w:proofErr w:type="spellStart"/>
                             <w:r>
                               <w:rPr>
                                 <w:sz w:val="22"/>
                               </w:rPr>
-                              <w:t>Изм  Лист     № докум.       Подп.    Дата</w:t>
+                              <w:t>Изм</w:t>
+                            </w:r>
+                            <w:proofErr w:type="spellEnd"/>
+                            <w:r>
+                              <w:rPr>
+                                <w:sz w:val="22"/>
+                              </w:rPr>
+                              <w:t xml:space="preserve">  Лист     № докум.       Подп.    Дата</w:t>
                             </w:r>
                           </w:p>
                         </w:txbxContent>
@@ -2859,11 +2873,19 @@
                       <w:pPr>
                         <w:pStyle w:val="0"/>
                       </w:pPr>
+                      <w:proofErr w:type="spellStart"/>
                       <w:r>
                         <w:rPr>
                           <w:sz w:val="22"/>
                         </w:rPr>
-                        <w:t>Изм  Лист     № докум.       Подп.    Дата</w:t>
+                        <w:t>Изм</w:t>
+                      </w:r>
+                      <w:proofErr w:type="spellEnd"/>
+                      <w:r>
+                        <w:rPr>
+                          <w:sz w:val="22"/>
+                        </w:rPr>
+                        <w:t xml:space="preserve">  Лист     № докум.       Подп.    Дата</w:t>
                       </w:r>
                     </w:p>
                   </w:txbxContent>
@@ -5697,7 +5719,7 @@
     <w:lsdException w:name="Table Web 2" w:semiHidden="1" w:unhideWhenUsed="1"/>
     <w:lsdException w:name="Table Web 3" w:semiHidden="1" w:unhideWhenUsed="1"/>
     <w:lsdException w:name="Balloon Text" w:semiHidden="1" w:unhideWhenUsed="1"/>
-    <w:lsdException w:name="Table Grid" w:semiHidden="1" w:uiPriority="59" w:unhideWhenUsed="1"/>
+    <w:lsdException w:name="Table Grid" w:uiPriority="59"/>
     <w:lsdException w:name="Table Theme" w:semiHidden="1" w:unhideWhenUsed="1"/>
     <w:lsdException w:name="Placeholder Text" w:semiHidden="1"/>
     <w:lsdException w:name="No Spacing" w:uiPriority="1" w:qFormat="1"/>
